--- a/public/vaazlar/de/vergeben-und-den-zorn-beherrschen.docx
+++ b/public/vaazlar/de/vergeben-und-den-zorn-beherrschen.docx
@@ -928,72 +928,7 @@
                 <w:szCs w:val="17"/>
                 <w:lang w:val="de-DE" w:bidi="ar-SA"/>
               </w:rPr>
-              <w:t>‘afw</w:t>
-            </w:r>
-            <w:r>
-              <w:rPr>
-                <w:rFonts w:ascii="Calibri" w:hAnsi="Calibri" w:cs="Calibri" w:eastAsia="Calibri"/>
-                <w:noProof/>
-                <w:color w:val="323232"/>
-                <w:sz w:val="17"/>
-                <w:szCs w:val="17"/>
-                <w:lang w:val="de-DE" w:bidi="ar-SA"/>
-              </w:rPr>
-              <w:t xml:space="preserve">, </w:t>
-            </w:r>
-            <w:r>
-              <w:rPr>
-                <w:rFonts w:ascii="Calibri" w:hAnsi="Calibri" w:cs="Calibri" w:eastAsia="Calibri"/>
-                <w:noProof/>
-                <w:color w:val="323232"/>
-                <w:sz w:val="17"/>
-                <w:szCs w:val="17"/>
-                <w:lang w:val="de-DE" w:bidi="ar-SA"/>
-              </w:rPr>
-              <w:t>safh</w:t>
-            </w:r>
-            <w:r>
-              <w:rPr>
-                <w:rFonts w:ascii="Calibri" w:hAnsi="Calibri" w:cs="Calibri" w:eastAsia="Calibri"/>
-                <w:noProof/>
-                <w:color w:val="323232"/>
-                <w:sz w:val="17"/>
-                <w:szCs w:val="17"/>
-                <w:lang w:val="de-DE" w:bidi="ar-SA"/>
-              </w:rPr>
-              <w:t xml:space="preserve">, </w:t>
-            </w:r>
-            <w:r>
-              <w:rPr>
-                <w:rFonts w:ascii="Calibri" w:hAnsi="Calibri" w:cs="Calibri" w:eastAsia="Calibri"/>
-                <w:noProof/>
-                <w:color w:val="323232"/>
-                <w:sz w:val="17"/>
-                <w:szCs w:val="17"/>
-                <w:lang w:val="de-DE" w:bidi="ar-SA"/>
-              </w:rPr>
-              <w:t>maghfira</w:t>
-            </w:r>
-            <w:r>
-              <w:rPr>
-                <w:rFonts w:ascii="Calibri" w:hAnsi="Calibri" w:cs="Calibri" w:eastAsia="Calibri"/>
-                <w:color w:val="323232"/>
-                <w:sz w:val="17"/>
-                <w:szCs w:val="17"/>
-                <w:lang w:val="de-DE" w:bidi="ar-SA"/>
-              </w:rPr>
-              <w:t xml:space="preserve">; der Name </w:t>
-            </w:r>
-            <w:r>
-              <w:rPr>
-                <w:rFonts w:ascii="Calibri" w:hAnsi="Calibri" w:cs="Calibri" w:eastAsia="Calibri"/>
-                <w:noProof/>
-                <w:color w:val="323232"/>
-                <w:sz w:val="17"/>
-                <w:szCs w:val="17"/>
-                <w:lang w:val="de-DE" w:bidi="ar-SA"/>
-              </w:rPr>
-              <w:t>al-‘Afuww</w:t>
+              <w:t>‘afw, safh, maghfira; der Name al-‘Afuww</w:t>
             </w:r>
           </w:p>
         </w:tc>
@@ -1142,88 +1077,13 @@
             <w:r>
               <w:rPr>
                 <w:rFonts w:ascii="Calibri" w:hAnsi="Calibri" w:cs="Calibri" w:eastAsia="Calibri"/>
-                <w:color w:val="323232"/>
-                <w:sz w:val="17"/>
-                <w:szCs w:val="17"/>
-                <w:lang w:val="de-DE" w:bidi="ar-SA"/>
-              </w:rPr>
-              <w:t xml:space="preserve">Mekka, </w:t>
-            </w:r>
-            <w:r>
-              <w:rPr>
-                <w:rFonts w:ascii="Calibri" w:hAnsi="Calibri" w:cs="Calibri" w:eastAsia="Calibri"/>
                 <w:noProof/>
                 <w:color w:val="323232"/>
                 <w:sz w:val="17"/>
                 <w:szCs w:val="17"/>
                 <w:lang w:val="de-DE" w:bidi="ar-SA"/>
               </w:rPr>
-              <w:t>Taif</w:t>
-            </w:r>
-            <w:r>
-              <w:rPr>
-                <w:rFonts w:ascii="Calibri" w:hAnsi="Calibri" w:cs="Calibri" w:eastAsia="Calibri"/>
-                <w:noProof/>
-                <w:color w:val="323232"/>
-                <w:sz w:val="17"/>
-                <w:szCs w:val="17"/>
-                <w:lang w:val="de-DE" w:bidi="ar-SA"/>
-              </w:rPr>
-              <w:t xml:space="preserve">, </w:t>
-            </w:r>
-            <w:r>
-              <w:rPr>
-                <w:rFonts w:ascii="Calibri" w:hAnsi="Calibri" w:cs="Calibri" w:eastAsia="Calibri"/>
-                <w:noProof/>
-                <w:color w:val="323232"/>
-                <w:sz w:val="17"/>
-                <w:szCs w:val="17"/>
-                <w:lang w:val="de-DE" w:bidi="ar-SA"/>
-              </w:rPr>
-              <w:t>Ghaurath</w:t>
-            </w:r>
-            <w:r>
-              <w:rPr>
-                <w:rFonts w:ascii="Calibri" w:hAnsi="Calibri" w:cs="Calibri" w:eastAsia="Calibri"/>
-                <w:noProof/>
-                <w:color w:val="323232"/>
-                <w:sz w:val="17"/>
-                <w:szCs w:val="17"/>
-                <w:lang w:val="de-DE" w:bidi="ar-SA"/>
-              </w:rPr>
-              <w:t xml:space="preserve">; </w:t>
-            </w:r>
-            <w:r>
-              <w:rPr>
-                <w:rFonts w:ascii="Calibri" w:hAnsi="Calibri" w:cs="Calibri" w:eastAsia="Calibri"/>
-                <w:noProof/>
-                <w:color w:val="323232"/>
-                <w:sz w:val="17"/>
-                <w:szCs w:val="17"/>
-                <w:lang w:val="de-DE" w:bidi="ar-SA"/>
-              </w:rPr>
-              <w:t>Abu Bakr</w:t>
-            </w:r>
-            <w:r>
-              <w:rPr>
-                <w:rFonts w:ascii="Calibri" w:hAnsi="Calibri" w:cs="Calibri" w:eastAsia="Calibri"/>
-                <w:color w:val="323232"/>
-                <w:sz w:val="17"/>
-                <w:szCs w:val="17"/>
-                <w:lang w:val="de-DE" w:bidi="ar-SA"/>
-              </w:rPr>
-              <w:t xml:space="preserve"> und </w:t>
-            </w:r>
-            <w:r>
-              <w:rPr>
-                <w:rFonts w:ascii="Calibri" w:hAnsi="Calibri" w:cs="Calibri" w:eastAsia="Calibri"/>
-                <w:noProof/>
-                <w:color w:val="323232"/>
-                <w:sz w:val="17"/>
-                <w:szCs w:val="17"/>
-                <w:lang w:val="de-DE" w:bidi="ar-SA"/>
-              </w:rPr>
-              <w:t>Mistah</w:t>
+              <w:t>Mekka, Taif, Ghaurath; Abu Bakr und Mistah</w:t>
             </w:r>
           </w:p>
         </w:tc>
@@ -2673,6 +2533,7 @@
                 <w:rFonts w:ascii="Amiri" w:hAnsi="Amiri" w:cs="Amiri" w:eastAsia="Amiri"/>
                 <w:b/>
                 <w:bCs/>
+                <w:noProof/>
                 <w:color w:val="00695C"/>
                 <w:sz w:val="45"/>
                 <w:szCs w:val="45"/>
@@ -3684,6 +3545,7 @@
                 <w:rFonts w:ascii="Amiri" w:hAnsi="Amiri" w:cs="Amiri" w:eastAsia="Amiri"/>
                 <w:b/>
                 <w:bCs/>
+                <w:noProof/>
                 <w:color w:val="0A1932"/>
                 <w:sz w:val="44"/>
                 <w:szCs w:val="44"/>
@@ -12205,6 +12067,7 @@
                 <w:rFonts w:ascii="Amiri" w:hAnsi="Amiri" w:cs="Amiri" w:eastAsia="Amiri"/>
                 <w:b/>
                 <w:bCs/>
+                <w:noProof/>
                 <w:color w:val="00695C"/>
                 <w:sz w:val="45"/>
                 <w:szCs w:val="45"/>
